--- a/templates/word/功能学科实验报告模板.docx
+++ b/templates/word/功能学科实验报告模板.docx
@@ -4,13 +4,64 @@
   <w:body>
     <w:p>
       <w:pPr>
-        <w:spacing w:before="0" w:after="0"/>
-        <w:ind w:left="0" w:right="0" w:firstLine="0"/>
+        <w:spacing w:before="0" w:after="80"/>
+        <w:ind w:firstLine="0" w:left="0" w:right="0"/>
+        <w:jc w:val="center"/>
+      </w:pPr>
+      <w:r>
+        <w:rPr>
+          <w:rFonts w:ascii="Times New Roman" w:hAnsi="Times New Roman" w:cs="Times New Roman" w:eastAsia="黑体"/>
+          <w:b w:val="0"/>
+          <w:color w:val="59606A"/>
+          <w:sz w:val="28"/>
+          <w:spacing w:val="60"/>
+        </w:rPr>
+        <w:t>复旦大学上海医学院</w:t>
+      </w:r>
+    </w:p>
+    <w:p>
+      <w:pPr>
+        <w:spacing w:before="0" w:after="800"/>
+        <w:ind w:firstLine="0" w:left="0" w:right="0"/>
+        <w:jc w:val="center"/>
+      </w:pPr>
+      <w:r>
+        <w:rPr>
+          <w:rFonts w:ascii="Times New Roman" w:hAnsi="Times New Roman" w:cs="Times New Roman" w:eastAsia="黑体"/>
+          <w:b w:val="0"/>
+          <w:color w:val="000000"/>
+          <w:sz w:val="32"/>
+          <w:spacing w:val="40"/>
+        </w:rPr>
+        <w:t>功能学科综合实验</w:t>
+      </w:r>
+    </w:p>
+    <w:p>
+      <w:pPr>
+        <w:spacing w:before="0" w:after="120" w:line="288" w:lineRule="auto"/>
+        <w:ind w:firstLine="0" w:left="0" w:right="0"/>
+        <w:jc w:val="center"/>
+      </w:pPr>
+      <w:r>
+        <w:rPr>
+          <w:rFonts w:ascii="Arial" w:hAnsi="Arial" w:cs="Arial" w:eastAsia="黑体"/>
+          <w:b/>
+          <w:color w:val="000000"/>
+          <w:sz w:val="52"/>
+        </w:rPr>
+        <w:t>实验题目（如：家兔高钾血症）</w:t>
+      </w:r>
+    </w:p>
+    <w:p>
+      <w:pPr>
+        <w:spacing w:before="800" w:after="800"/>
+        <w:ind w:firstLine="0" w:left="0" w:right="0"/>
+        <w:jc w:val="center"/>
       </w:pPr>
       <w:r>
         <w:drawing>
           <wp:inline>
-            <wp:extent cx="7560000" cy="3780000"/>
+            <wp:extent cx="2520000" cy="1697684"/>
             <wp:docPr id="1" name="Picture 1"/>
             <wp:cNvGraphicFramePr>
               <a:graphicFrameLocks noChangeAspect="1"/>
@@ -19,7 +70,7 @@
               <a:graphicData uri="http://schemas.openxmlformats.org/drawingml/2006/picture">
                 <pic:pic>
                   <pic:nvPicPr>
-                    <pic:cNvPr id="0" name="cover_general.jpg"/>
+                    <pic:cNvPr id="0" name="rabbit.png"/>
                     <pic:cNvPicPr/>
                   </pic:nvPicPr>
                   <pic:blipFill>
@@ -31,7 +82,7 @@
                   <pic:spPr>
                     <a:xfrm>
                       <a:off x="0" y="0"/>
-                      <a:ext cx="7560000" cy="3780000"/>
+                      <a:ext cx="2520000" cy="1697684"/>
                     </a:xfrm>
                     <a:prstGeom prst="rect"/>
                   </pic:spPr>
@@ -44,413 +95,159 @@
     </w:p>
     <w:p>
       <w:pPr>
-        <w:spacing w:before="280" w:after="200"/>
-        <w:ind w:left="1361" w:right="1361" w:firstLine="0"/>
-      </w:pPr>
-      <w:r>
-        <w:rPr>
-          <w:rFonts w:ascii="Times New Roman" w:hAnsi="Times New Roman" w:cs="Times New Roman" w:eastAsia="黑体"/>
-          <w:b/>
-          <w:color w:val="1B3FB0"/>
-          <w:sz w:val="26"/>
-          <w:spacing w:val="40"/>
-        </w:rPr>
-        <w:t>复旦大学</w:t>
-      </w:r>
+        <w:spacing w:before="0" w:after="160"/>
+        <w:ind w:firstLine="0" w:left="0" w:right="0"/>
+        <w:jc w:val="center"/>
+      </w:pPr>
       <w:r>
         <w:rPr>
           <w:rFonts w:ascii="Times New Roman" w:hAnsi="Times New Roman" w:cs="Times New Roman" w:eastAsia="黑体"/>
           <w:b w:val="0"/>
-          <w:color w:val="59607A"/>
+          <w:color w:val="59606A"/>
           <w:sz w:val="26"/>
         </w:rPr>
-        <w:t xml:space="preserve">　｜　</w:t>
-      </w:r>
+        <w:t xml:space="preserve">班　级　</w:t>
+      </w:r>
+      <w:r>
+        <w:rPr>
+          <w:rFonts w:ascii="Times New Roman" w:hAnsi="Times New Roman" w:cs="Times New Roman" w:eastAsia="宋体"/>
+          <w:b w:val="0"/>
+          <w:color w:val="000000"/>
+          <w:sz w:val="28"/>
+        </w:rPr>
+        <w:t>年级专业</w:t>
+      </w:r>
+    </w:p>
+    <w:p>
+      <w:pPr>
+        <w:spacing w:before="0" w:after="160"/>
+        <w:ind w:firstLine="0" w:left="0" w:right="0"/>
+        <w:jc w:val="center"/>
+      </w:pPr>
       <w:r>
         <w:rPr>
           <w:rFonts w:ascii="Times New Roman" w:hAnsi="Times New Roman" w:cs="Times New Roman" w:eastAsia="黑体"/>
           <w:b w:val="0"/>
-          <w:color w:val="081650"/>
+          <w:color w:val="59606A"/>
           <w:sz w:val="26"/>
-          <w:spacing w:val="40"/>
-        </w:rPr>
-        <w:t>功能学科综合实验</w:t>
-      </w:r>
-    </w:p>
-    <w:p>
-      <w:pPr>
-        <w:spacing w:before="280" w:after="80" w:line="276" w:lineRule="auto"/>
-        <w:ind w:left="1361" w:right="1361" w:firstLine="0"/>
-      </w:pPr>
-      <w:r>
-        <w:rPr>
-          <w:rFonts w:ascii="Arial" w:hAnsi="Arial" w:cs="Arial" w:eastAsia="黑体"/>
-          <w:b/>
-          <w:color w:val="081650"/>
-          <w:sz w:val="56"/>
-        </w:rPr>
-        <w:t>实验题目（如：家兔高钾血症实验报告）</w:t>
-      </w:r>
-    </w:p>
-    <w:p>
-      <w:pPr>
-        <w:spacing w:before="0" w:after="40"/>
-        <w:ind w:left="1361" w:right="1361" w:firstLine="0"/>
-      </w:pPr>
-      <w:r>
-        <w:rPr>
-          <w:rFonts w:ascii="Arial" w:hAnsi="Arial" w:cs="Arial" w:eastAsia="黑体"/>
-          <w:b/>
-          <w:color w:val="149C8E"/>
-          <w:sz w:val="22"/>
-          <w:spacing w:val="60"/>
-        </w:rPr>
-        <w:t>LABORATORY REPORT</w:t>
-      </w:r>
-    </w:p>
-    <w:p>
-      <w:pPr>
-        <w:spacing w:before="0" w:after="360"/>
-        <w:ind w:left="1361" w:right="7937" w:firstLine="0"/>
-        <w:pBdr>
-          <w:bottom w:val="single" w:sz="18" w:space="1" w:color="149C8E"/>
-        </w:pBdr>
-      </w:pPr>
+        </w:rPr>
+        <w:t xml:space="preserve">姓　名　</w:t>
+      </w:r>
       <w:r>
         <w:rPr>
           <w:rFonts w:ascii="Times New Roman" w:hAnsi="Times New Roman" w:cs="Times New Roman" w:eastAsia="宋体"/>
           <w:b w:val="0"/>
-          <w:sz w:val="4"/>
-        </w:rPr>
-      </w:r>
-    </w:p>
-    <w:tbl>
-      <w:tblPr>
-        <w:tblW w:type="auto" w:w="0"/>
-        <w:tblLook w:firstColumn="1" w:firstRow="1" w:lastColumn="0" w:lastRow="0" w:noHBand="0" w:noVBand="1" w:val="04A0"/>
-        <w:tblInd w:w="1360" w:type="dxa"/>
-        <w:tblLayout w:type="fixed"/>
-      </w:tblPr>
-      <w:tblGrid>
-        <w:gridCol w:w="1814"/>
-        <w:gridCol w:w="5556"/>
-      </w:tblGrid>
-      <w:tr>
-        <w:tc>
-          <w:tcPr>
-            <w:tcW w:type="dxa" w:w="1814"/>
-            <w:tcBorders>
-              <w:bottom w:val="single" w:sz="4" w:space="0" w:color="D5DBEE"/>
-            </w:tcBorders>
-          </w:tcPr>
-          <w:p>
-            <w:pPr>
-              <w:spacing w:before="100" w:after="100"/>
-            </w:pPr>
-            <w:r>
-              <w:rPr>
-                <w:rFonts w:ascii="Times New Roman" w:hAnsi="Times New Roman" w:cs="Times New Roman" w:eastAsia="黑体"/>
-                <w:b w:val="0"/>
-                <w:color w:val="59607A"/>
-                <w:sz w:val="22"/>
-              </w:rPr>
-              <w:t>班　　级</w:t>
-            </w:r>
-          </w:p>
-        </w:tc>
-        <w:tc>
-          <w:tcPr>
-            <w:tcW w:type="dxa" w:w="5556"/>
-            <w:tcBorders>
-              <w:bottom w:val="single" w:sz="4" w:space="0" w:color="D5DBEE"/>
-            </w:tcBorders>
-          </w:tcPr>
-          <w:p>
-            <w:pPr>
-              <w:spacing w:before="100" w:after="100"/>
-            </w:pPr>
-            <w:r>
-              <w:rPr>
-                <w:rFonts w:ascii="Times New Roman" w:hAnsi="Times New Roman" w:cs="Times New Roman" w:eastAsia="宋体"/>
-                <w:b/>
-                <w:color w:val="081650"/>
-                <w:sz w:val="26"/>
-              </w:rPr>
-              <w:t>年级专业</w:t>
-            </w:r>
-          </w:p>
-        </w:tc>
-      </w:tr>
-      <w:tr>
-        <w:tc>
-          <w:tcPr>
-            <w:tcW w:type="dxa" w:w="1814"/>
-            <w:tcBorders>
-              <w:bottom w:val="single" w:sz="4" w:space="0" w:color="D5DBEE"/>
-            </w:tcBorders>
-          </w:tcPr>
-          <w:p>
-            <w:pPr>
-              <w:spacing w:before="100" w:after="100"/>
-            </w:pPr>
-            <w:r>
-              <w:rPr>
-                <w:rFonts w:ascii="Times New Roman" w:hAnsi="Times New Roman" w:cs="Times New Roman" w:eastAsia="黑体"/>
-                <w:b w:val="0"/>
-                <w:color w:val="59607A"/>
-                <w:sz w:val="22"/>
-              </w:rPr>
-              <w:t>姓　　名</w:t>
-            </w:r>
-          </w:p>
-        </w:tc>
-        <w:tc>
-          <w:tcPr>
-            <w:tcW w:type="dxa" w:w="5556"/>
-            <w:tcBorders>
-              <w:bottom w:val="single" w:sz="4" w:space="0" w:color="D5DBEE"/>
-            </w:tcBorders>
-          </w:tcPr>
-          <w:p>
-            <w:pPr>
-              <w:spacing w:before="100" w:after="100"/>
-            </w:pPr>
-            <w:r>
-              <w:rPr>
-                <w:rFonts w:ascii="Times New Roman" w:hAnsi="Times New Roman" w:cs="Times New Roman" w:eastAsia="宋体"/>
-                <w:b/>
-                <w:color w:val="081650"/>
-                <w:sz w:val="26"/>
-              </w:rPr>
-              <w:t>姓名</w:t>
-            </w:r>
-          </w:p>
-        </w:tc>
-      </w:tr>
-      <w:tr>
-        <w:tc>
-          <w:tcPr>
-            <w:tcW w:type="dxa" w:w="1814"/>
-            <w:tcBorders>
-              <w:bottom w:val="single" w:sz="4" w:space="0" w:color="D5DBEE"/>
-            </w:tcBorders>
-          </w:tcPr>
-          <w:p>
-            <w:pPr>
-              <w:spacing w:before="100" w:after="100"/>
-            </w:pPr>
-            <w:r>
-              <w:rPr>
-                <w:rFonts w:ascii="Times New Roman" w:hAnsi="Times New Roman" w:cs="Times New Roman" w:eastAsia="黑体"/>
-                <w:b w:val="0"/>
-                <w:color w:val="59607A"/>
-                <w:sz w:val="22"/>
-              </w:rPr>
-              <w:t>学　　号</w:t>
-            </w:r>
-          </w:p>
-        </w:tc>
-        <w:tc>
-          <w:tcPr>
-            <w:tcW w:type="dxa" w:w="5556"/>
-            <w:tcBorders>
-              <w:bottom w:val="single" w:sz="4" w:space="0" w:color="D5DBEE"/>
-            </w:tcBorders>
-          </w:tcPr>
-          <w:p>
-            <w:pPr>
-              <w:spacing w:before="100" w:after="100"/>
-            </w:pPr>
-            <w:r>
-              <w:rPr>
-                <w:rFonts w:ascii="Times New Roman" w:hAnsi="Times New Roman" w:cs="Times New Roman" w:eastAsia="宋体"/>
-                <w:b/>
-                <w:color w:val="081650"/>
-                <w:sz w:val="26"/>
-              </w:rPr>
-              <w:t>学号</w:t>
-            </w:r>
-          </w:p>
-        </w:tc>
-      </w:tr>
-      <w:tr>
-        <w:tc>
-          <w:tcPr>
-            <w:tcW w:type="dxa" w:w="1814"/>
-            <w:tcBorders>
-              <w:bottom w:val="single" w:sz="4" w:space="0" w:color="D5DBEE"/>
-            </w:tcBorders>
-          </w:tcPr>
-          <w:p>
-            <w:pPr>
-              <w:spacing w:before="100" w:after="100"/>
-            </w:pPr>
-            <w:r>
-              <w:rPr>
-                <w:rFonts w:ascii="Times New Roman" w:hAnsi="Times New Roman" w:cs="Times New Roman" w:eastAsia="黑体"/>
-                <w:b w:val="0"/>
-                <w:color w:val="59607A"/>
-                <w:sz w:val="22"/>
-              </w:rPr>
-              <w:t>实验小组</w:t>
-            </w:r>
-          </w:p>
-        </w:tc>
-        <w:tc>
-          <w:tcPr>
-            <w:tcW w:type="dxa" w:w="5556"/>
-            <w:tcBorders>
-              <w:bottom w:val="single" w:sz="4" w:space="0" w:color="D5DBEE"/>
-            </w:tcBorders>
-          </w:tcPr>
-          <w:p>
-            <w:pPr>
-              <w:spacing w:before="100" w:after="100"/>
-            </w:pPr>
-            <w:r>
-              <w:rPr>
-                <w:rFonts w:ascii="Times New Roman" w:hAnsi="Times New Roman" w:cs="Times New Roman" w:eastAsia="宋体"/>
-                <w:b/>
-                <w:color w:val="081650"/>
-                <w:sz w:val="26"/>
-              </w:rPr>
-              <w:t>第 _ 组</w:t>
-            </w:r>
-          </w:p>
-        </w:tc>
-      </w:tr>
-      <w:tr>
-        <w:tc>
-          <w:tcPr>
-            <w:tcW w:type="dxa" w:w="1814"/>
-            <w:tcBorders>
-              <w:bottom w:val="single" w:sz="4" w:space="0" w:color="D5DBEE"/>
-            </w:tcBorders>
-          </w:tcPr>
-          <w:p>
-            <w:pPr>
-              <w:spacing w:before="100" w:after="100"/>
-            </w:pPr>
-            <w:r>
-              <w:rPr>
-                <w:rFonts w:ascii="Times New Roman" w:hAnsi="Times New Roman" w:cs="Times New Roman" w:eastAsia="黑体"/>
-                <w:b w:val="0"/>
-                <w:color w:val="59607A"/>
-                <w:sz w:val="22"/>
-              </w:rPr>
-              <w:t>实验日期</w:t>
-            </w:r>
-          </w:p>
-        </w:tc>
-        <w:tc>
-          <w:tcPr>
-            <w:tcW w:type="dxa" w:w="5556"/>
-            <w:tcBorders>
-              <w:bottom w:val="single" w:sz="4" w:space="0" w:color="D5DBEE"/>
-            </w:tcBorders>
-          </w:tcPr>
-          <w:p>
-            <w:pPr>
-              <w:spacing w:before="100" w:after="100"/>
-            </w:pPr>
-            <w:r>
-              <w:rPr>
-                <w:rFonts w:ascii="Times New Roman" w:hAnsi="Times New Roman" w:cs="Times New Roman" w:eastAsia="宋体"/>
-                <w:b/>
-                <w:color w:val="081650"/>
-                <w:sz w:val="26"/>
-              </w:rPr>
-              <w:t>2025.__.__</w:t>
-            </w:r>
-          </w:p>
-        </w:tc>
-      </w:tr>
-      <w:tr>
-        <w:tc>
-          <w:tcPr>
-            <w:tcW w:type="dxa" w:w="1814"/>
-            <w:tcBorders>
-              <w:bottom w:val="single" w:sz="4" w:space="0" w:color="D5DBEE"/>
-            </w:tcBorders>
-          </w:tcPr>
-          <w:p>
-            <w:pPr>
-              <w:spacing w:before="100" w:after="100"/>
-            </w:pPr>
-            <w:r>
-              <w:rPr>
-                <w:rFonts w:ascii="Times New Roman" w:hAnsi="Times New Roman" w:cs="Times New Roman" w:eastAsia="黑体"/>
-                <w:b w:val="0"/>
-                <w:color w:val="59607A"/>
-                <w:sz w:val="22"/>
-              </w:rPr>
-              <w:t>指导老师</w:t>
-            </w:r>
-          </w:p>
-        </w:tc>
-        <w:tc>
-          <w:tcPr>
-            <w:tcW w:type="dxa" w:w="5556"/>
-            <w:tcBorders>
-              <w:bottom w:val="single" w:sz="4" w:space="0" w:color="D5DBEE"/>
-            </w:tcBorders>
-          </w:tcPr>
-          <w:p>
-            <w:pPr>
-              <w:spacing w:before="100" w:after="100"/>
-            </w:pPr>
-            <w:r>
-              <w:rPr>
-                <w:rFonts w:ascii="Times New Roman" w:hAnsi="Times New Roman" w:cs="Times New Roman" w:eastAsia="宋体"/>
-                <w:b w:val="0"/>
-                <w:color w:val="59607A"/>
-                <w:sz w:val="26"/>
-              </w:rPr>
-              <w:t>＿＿＿＿＿＿＿＿</w:t>
-            </w:r>
-          </w:p>
-        </w:tc>
-      </w:tr>
-    </w:tbl>
-    <w:p>
-      <w:pPr>
-        <w:spacing w:before="680" w:after="0"/>
-        <w:ind w:left="1361" w:right="1361" w:firstLine="0"/>
-      </w:pPr>
-      <w:r>
-        <w:rPr>
-          <w:rFonts w:ascii="Arial" w:hAnsi="Arial" w:cs="Arial" w:eastAsia="宋体"/>
+          <w:color w:val="000000"/>
+          <w:sz w:val="28"/>
+        </w:rPr>
+        <w:t>姓名</w:t>
+      </w:r>
+    </w:p>
+    <w:p>
+      <w:pPr>
+        <w:spacing w:before="0" w:after="160"/>
+        <w:ind w:firstLine="0" w:left="0" w:right="0"/>
+        <w:jc w:val="center"/>
+      </w:pPr>
+      <w:r>
+        <w:rPr>
+          <w:rFonts w:ascii="Times New Roman" w:hAnsi="Times New Roman" w:cs="Times New Roman" w:eastAsia="黑体"/>
           <w:b w:val="0"/>
-          <w:color w:val="59607A"/>
-          <w:sz w:val="18"/>
-          <w:spacing w:val="20"/>
-        </w:rPr>
-        <w:t>Fudan University · Integrated Functional Experiments</w:t>
+          <w:color w:val="59606A"/>
+          <w:sz w:val="26"/>
+        </w:rPr>
+        <w:t xml:space="preserve">学　号　</w:t>
+      </w:r>
+      <w:r>
+        <w:rPr>
+          <w:rFonts w:ascii="Times New Roman" w:hAnsi="Times New Roman" w:cs="Times New Roman" w:eastAsia="宋体"/>
+          <w:b w:val="0"/>
+          <w:color w:val="000000"/>
+          <w:sz w:val="28"/>
+        </w:rPr>
+        <w:t>学号</w:t>
+      </w:r>
+    </w:p>
+    <w:p>
+      <w:pPr>
+        <w:spacing w:before="0" w:after="160"/>
+        <w:ind w:firstLine="0" w:left="0" w:right="0"/>
+        <w:jc w:val="center"/>
+      </w:pPr>
+      <w:r>
+        <w:rPr>
+          <w:rFonts w:ascii="Times New Roman" w:hAnsi="Times New Roman" w:cs="Times New Roman" w:eastAsia="黑体"/>
+          <w:b w:val="0"/>
+          <w:color w:val="59606A"/>
+          <w:sz w:val="26"/>
+        </w:rPr>
+        <w:t xml:space="preserve">日　期　</w:t>
+      </w:r>
+      <w:r>
+        <w:rPr>
+          <w:rFonts w:ascii="Times New Roman" w:hAnsi="Times New Roman" w:cs="Times New Roman" w:eastAsia="宋体"/>
+          <w:b w:val="0"/>
+          <w:color w:val="000000"/>
+          <w:sz w:val="28"/>
+        </w:rPr>
+        <w:t>2026.__.__</w:t>
       </w:r>
     </w:p>
     <w:p>
       <w:pPr>
         <w:spacing w:after="0"/>
         <w:sectPr>
-          <w:pgSz w:w="11906" w:h="16838"/>
-          <w:pgMar w:top="0" w:right="0" w:bottom="0" w:left="0" w:header="0" w:footer="0" w:gutter="0"/>
+          <w:pgSz w:h="16838" w:w="11906"/>
+          <w:pgMar w:bottom="1440" w:footer="737" w:header="737" w:left="1701" w:right="1701" w:top="1440"/>
+          <w:vAlign w:val="center"/>
         </w:sectPr>
       </w:pPr>
     </w:p>
-    <w:p>
-      <w:pPr>
-        <w:pStyle w:val="ReportTitle"/>
-      </w:pPr>
-      <w:r>
-        <w:t xml:space="preserve">实验题目（如：家兔高钾血症实验报告）</w:t>
-      </w:r>
-    </w:p>
-    <w:p>
-      <w:pPr>
-        <w:pStyle w:val="ReportMeta"/>
-      </w:pPr>
-      <w:r>
-        <w:t xml:space="preserve">年级专业　姓名　学号　实验日期：2025.__.__</w:t>
+    <w:sdt>
+      <w:sdtPr>
+        <w:docPartObj>
+          <w:docPartGallery w:val="Table of Contents"/>
+          <w:docPartUnique/>
+        </w:docPartObj>
+      </w:sdtPr>
+      <w:sdtContent>
+        <w:p>
+          <w:pPr>
+            <w:pStyle w:val="TOCHeading"/>
+          </w:pPr>
+          <w:r>
+            <w:t xml:space="preserve">目 录</w:t>
+          </w:r>
+        </w:p>
+        <w:p>
+          <w:r>
+            <w:fldChar w:fldCharType="begin" w:dirty="true"/>
+            <w:instrText xml:space="preserve">TOC \o "1-2" \h \z \u</w:instrText>
+            <w:fldChar w:fldCharType="separate"/>
+            <w:fldChar w:fldCharType="end"/>
+          </w:r>
+        </w:p>
+      </w:sdtContent>
+    </w:sdt>
+    <w:p>
+      <w:pPr>
+        <w:spacing w:after="0"/>
+        <w:sectPr>
+          <w:headerReference r:id="rId9" w:type="default"/>
+          <w:footerReference r:id="rId10" w:type="default"/>
+          <w:pgSz w:h="16838" w:w="11906"/>
+          <w:pgMar w:bottom="1440" w:footer="737" w:header="737" w:left="1701" w:right="1701" w:top="1440"/>
+          <w:pgNumType w:fmt="upperRoman" w:start="1"/>
+        </w:sectPr>
+      </w:pPr>
+    </w:p>
+    <w:bookmarkStart w:id="20" w:name="摘要"/>
+    <w:p>
+      <w:pPr>
+        <w:pStyle w:val="Heading1"/>
+      </w:pPr>
+      <w:r>
+        <w:t xml:space="preserve">摘要</w:t>
       </w:r>
     </w:p>
     <w:p>
@@ -468,80 +265,41 @@
         <w:t xml:space="preserve">写作提示</w:t>
       </w:r>
       <w:r>
-        <w:t xml:space="preserve">，写完后请删除。结构参考课程常见要求，具体以任课老师当年的要求为准。</w:t>
-      </w:r>
-    </w:p>
-    <w:bookmarkStart w:id="20" w:name="一实验目的"/>
-    <w:p>
-      <w:pPr>
-        <w:pStyle w:val="Heading1"/>
-      </w:pPr>
-      <w:r>
-        <w:t xml:space="preserve">一、实验目的</w:t>
-      </w:r>
-    </w:p>
-    <w:p>
-      <w:pPr>
-        <w:pStyle w:val="BlockText"/>
-      </w:pPr>
-      <w:r>
-        <w:t xml:space="preserve">1–3 条，用动词开头（观察、理解、掌握）。写“这次实验要回答什么问题”，不是抄教材。</w:t>
-      </w:r>
-    </w:p>
-    <w:bookmarkEnd w:id="20"/>
-    <w:bookmarkStart w:id="21" w:name="二实验原理"/>
-    <w:p>
-      <w:pPr>
-        <w:pStyle w:val="Heading1"/>
-      </w:pPr>
-      <w:r>
-        <w:t xml:space="preserve">二、实验原理</w:t>
-      </w:r>
-    </w:p>
-    <w:p>
-      <w:pPr>
-        <w:pStyle w:val="BlockText"/>
-      </w:pPr>
-      <w:r>
-        <w:t xml:space="preserve">用自己的话写机制链：刺激 → 受体/通道 → 细胞/器官反应 → 可观测指标。必要时画一张示意图。</w:t>
-      </w:r>
-    </w:p>
-    <w:bookmarkEnd w:id="21"/>
-    <w:bookmarkStart w:id="22" w:name="三实验对象与方法"/>
-    <w:p>
-      <w:pPr>
-        <w:pStyle w:val="Heading1"/>
-      </w:pPr>
-      <w:r>
-        <w:t xml:space="preserve">三、实验对象与方法</w:t>
-      </w:r>
-    </w:p>
-    <w:p>
-      <w:pPr>
-        <w:pStyle w:val="BlockText"/>
-      </w:pPr>
-      <w:r>
-        <w:t xml:space="preserve">动物（种类、体重、数量、麻醉方式与剂量）、药品（名称、浓度、给药途径）、仪器、关键操作步骤。</w:t>
-      </w:r>
+        <w:t xml:space="preserve">，写完请删除。摘要 200–300 字，依次写：目的、对象与方法、主要结果（带关键数字）、结论。不写参考文献编号以外的引用。</w:t>
+      </w:r>
+    </w:p>
+    <w:p>
+      <w:pPr>
+        <w:pStyle w:val="FirstParagraph"/>
+      </w:pPr>
       <w:r>
         <w:rPr>
           <w:bCs/>
           <w:b/>
         </w:rPr>
-        <w:t xml:space="preserve">与实际做的不一致处要如实写</w:t>
-      </w:r>
-      <w:r>
-        <w:t xml:space="preserve">。</w:t>
-      </w:r>
-    </w:p>
-    <w:bookmarkEnd w:id="22"/>
-    <w:bookmarkStart w:id="23" w:name="四实验结果"/>
+        <w:t xml:space="preserve">关键词：</w:t>
+      </w:r>
+      <w:r>
+        <w:t xml:space="preserve">关键词一；关键词二；关键词三</w:t>
+      </w:r>
+    </w:p>
+    <w:bookmarkEnd w:id="20"/>
+    <w:bookmarkStart w:id="21" w:name="引言"/>
     <w:p>
       <w:pPr>
         <w:pStyle w:val="Heading1"/>
       </w:pPr>
       <w:r>
-        <w:t xml:space="preserve">四、实验结果</w:t>
+        <w:rPr>
+          <w:rStyle w:val="SectionNumber"/>
+        </w:rPr>
+        <w:t xml:space="preserve">1</w:t>
+      </w:r>
+      <w:r>
+        <w:tab/>
+      </w:r>
+      <w:r>
+        <w:t xml:space="preserve">引言</w:t>
       </w:r>
     </w:p>
     <w:p>
@@ -549,19 +307,165 @@
         <w:pStyle w:val="BlockText"/>
       </w:pPr>
       <w:r>
-        <w:t xml:space="preserve">先文字概述，再放表和图。原始数据放表，趋势放图；每张图表有编号和标题，正文要引用。</w:t>
-      </w:r>
-    </w:p>
-    <w:p>
-      <w:pPr>
-        <w:pStyle w:val="FirstParagraph"/>
-      </w:pPr>
+        <w:t xml:space="preserve">1–2 段。说明实验涉及的生理/病理/药理问题，给出本实验要回答的问题，最后一句写实验目的。背景句要有教材或文献依据。</w:t>
+      </w:r>
+    </w:p>
+    <w:bookmarkEnd w:id="21"/>
+    <w:bookmarkStart w:id="25" w:name="材料与方法"/>
+    <w:p>
+      <w:pPr>
+        <w:pStyle w:val="Heading1"/>
+      </w:pPr>
+      <w:r>
+        <w:rPr>
+          <w:rStyle w:val="SectionNumber"/>
+        </w:rPr>
+        <w:t xml:space="preserve">2</w:t>
+      </w:r>
+      <w:r>
+        <w:tab/>
+      </w:r>
+      <w:r>
+        <w:t xml:space="preserve">材料与方法</w:t>
+      </w:r>
+    </w:p>
+    <w:bookmarkStart w:id="22" w:name="实验对象与药品"/>
+    <w:p>
+      <w:pPr>
+        <w:pStyle w:val="Heading2"/>
+      </w:pPr>
+      <w:r>
+        <w:rPr>
+          <w:rStyle w:val="SectionNumber"/>
+        </w:rPr>
+        <w:t xml:space="preserve">2.1</w:t>
+      </w:r>
+      <w:r>
+        <w:tab/>
+      </w:r>
+      <w:r>
+        <w:t xml:space="preserve">实验对象与药品</w:t>
+      </w:r>
+    </w:p>
+    <w:p>
+      <w:pPr>
+        <w:pStyle w:val="BlockText"/>
+      </w:pPr>
+      <w:r>
+        <w:t xml:space="preserve">动物种类、性别、体重（kg）、数量；药品名称、浓度、剂量（mg/kg）、给药途径与体积；仪器与型号。</w:t>
+      </w:r>
       <w:r>
         <w:rPr>
           <w:bCs/>
           <w:b/>
         </w:rPr>
-        <w:t xml:space="preserve">表 1　（表题）</w:t>
+        <w:t xml:space="preserve">与实际所做不一致处如实写出。</w:t>
+      </w:r>
+    </w:p>
+    <w:bookmarkEnd w:id="22"/>
+    <w:bookmarkStart w:id="23" w:name="实验步骤"/>
+    <w:p>
+      <w:pPr>
+        <w:pStyle w:val="Heading2"/>
+      </w:pPr>
+      <w:r>
+        <w:rPr>
+          <w:rStyle w:val="SectionNumber"/>
+        </w:rPr>
+        <w:t xml:space="preserve">2.2</w:t>
+      </w:r>
+      <w:r>
+        <w:tab/>
+      </w:r>
+      <w:r>
+        <w:t xml:space="preserve">实验步骤</w:t>
+      </w:r>
+    </w:p>
+    <w:p>
+      <w:pPr>
+        <w:pStyle w:val="BlockText"/>
+      </w:pPr>
+      <w:r>
+        <w:t xml:space="preserve">按时间顺序，用过去时、被动或第一人称复数描述：麻醉、固定、手术、仪器连接、记录对照、给药、观察。每个处理点写明时刻。</w:t>
+      </w:r>
+    </w:p>
+    <w:bookmarkEnd w:id="23"/>
+    <w:bookmarkStart w:id="24" w:name="观察指标与数据处理"/>
+    <w:p>
+      <w:pPr>
+        <w:pStyle w:val="Heading2"/>
+      </w:pPr>
+      <w:r>
+        <w:rPr>
+          <w:rStyle w:val="SectionNumber"/>
+        </w:rPr>
+        <w:t xml:space="preserve">2.3</w:t>
+      </w:r>
+      <w:r>
+        <w:tab/>
+      </w:r>
+      <w:r>
+        <w:t xml:space="preserve">观察指标与数据处理</w:t>
+      </w:r>
+    </w:p>
+    <w:p>
+      <w:pPr>
+        <w:pStyle w:val="BlockText"/>
+      </w:pPr>
+      <w:r>
+        <w:t xml:space="preserve">指标定义、判定标准（如瞳孔直径、+/− 分级）、计算公式、统计方法（均值±标准差；检验方法与显著性水平）。</w:t>
+      </w:r>
+    </w:p>
+    <w:bookmarkEnd w:id="24"/>
+    <w:bookmarkEnd w:id="25"/>
+    <w:bookmarkStart w:id="26" w:name="结果"/>
+    <w:p>
+      <w:pPr>
+        <w:pStyle w:val="Heading1"/>
+      </w:pPr>
+      <w:r>
+        <w:rPr>
+          <w:rStyle w:val="SectionNumber"/>
+        </w:rPr>
+        <w:t xml:space="preserve">3</w:t>
+      </w:r>
+      <w:r>
+        <w:tab/>
+      </w:r>
+      <w:r>
+        <w:t xml:space="preserve">结果</w:t>
+      </w:r>
+    </w:p>
+    <w:p>
+      <w:pPr>
+        <w:pStyle w:val="BlockText"/>
+      </w:pPr>
+      <w:r>
+        <w:t xml:space="preserve">先文字概括，再放表图；表图要自明，正文必须引用（</w:t>
+      </w:r>
+      <w:r>
+        <w:t xml:space="preserve">“</w:t>
+      </w:r>
+      <w:r>
+        <w:t xml:space="preserve">如表 1 所示</w:t>
+      </w:r>
+      <w:r>
+        <w:t xml:space="preserve">”</w:t>
+      </w:r>
+      <w:r>
+        <w:t xml:space="preserve">）。数据与方法一一对应，不在此处作解释。</w:t>
+      </w:r>
+    </w:p>
+    <w:p>
+      <w:pPr>
+        <w:pStyle w:val="FirstParagraph"/>
+      </w:pPr>
+      <w:r>
+        <w:rPr>
+          <w:bCs/>
+          <w:b/>
+        </w:rPr>
+        <w:t xml:space="preserve">表 1　（表题写在表上）</w:t>
       </w:r>
     </w:p>
     <w:tbl>
@@ -571,9 +475,8 @@
         <w:tblLook w:firstRow="1" w:lastRow="0" w:firstColumn="0" w:lastColumn="0" w:noHBand="0" w:noVBand="0" w:val="0020"/>
         <w:jc w:val="center"/>
         <w:tblBorders>
-          <w:top w:val="single" w:sz="12" w:space="0" w:color="081650"/>
-          <w:bottom w:val="single" w:sz="12" w:space="0" w:color="081650"/>
-          <w:insideH w:val="single" w:sz="2" w:space="0" w:color="D5DBEE"/>
+          <w:top w:val="single" w:sz="12" w:space="0" w:color="000000"/>
+          <w:bottom w:val="single" w:sz="12" w:space="0" w:color="000000"/>
         </w:tblBorders>
         <w:tblCellMar>
           <w:top w:w="40" w:type="dxa"/>
@@ -594,22 +497,21 @@
         </w:trPr>
         <w:tc>
           <w:tcPr>
-            <w:shd w:val="clear" w:color="auto" w:fill="EAF0FF"/>
             <w:tcBorders>
-              <w:bottom w:val="single" w:sz="8" w:space="0" w:color="081650"/>
+              <w:bottom w:val="single" w:sz="6" w:space="0" w:color="000000"/>
             </w:tcBorders>
           </w:tcPr>
           <w:p>
             <w:pPr>
               <w:pStyle w:val="Compact"/>
-              <w:spacing w:before="20" w:after="20"/>
+              <w:spacing w:before="20" w:after="20" w:line="288" w:lineRule="auto"/>
               <w:ind w:firstLine="0"/>
               <w:jc w:val="center"/>
             </w:pPr>
             <w:r>
               <w:rPr>
                 <w:b/>
-                <w:sz w:val="19"/>
+                <w:sz w:val="21"/>
               </w:rPr>
               <w:t xml:space="preserve">时间点</w:t>
             </w:r>
@@ -617,22 +519,21 @@
         </w:tc>
         <w:tc>
           <w:tcPr>
-            <w:shd w:val="clear" w:color="auto" w:fill="EAF0FF"/>
             <w:tcBorders>
-              <w:bottom w:val="single" w:sz="8" w:space="0" w:color="081650"/>
+              <w:bottom w:val="single" w:sz="6" w:space="0" w:color="000000"/>
             </w:tcBorders>
           </w:tcPr>
           <w:p>
             <w:pPr>
               <w:pStyle w:val="Compact"/>
-              <w:spacing w:before="20" w:after="20"/>
+              <w:spacing w:before="20" w:after="20" w:line="288" w:lineRule="auto"/>
               <w:ind w:firstLine="0"/>
               <w:jc w:val="center"/>
             </w:pPr>
             <w:r>
               <w:rPr>
                 <w:b/>
-                <w:sz w:val="19"/>
+                <w:sz w:val="21"/>
               </w:rPr>
               <w:t xml:space="preserve">指标 1</w:t>
             </w:r>
@@ -640,22 +541,21 @@
         </w:tc>
         <w:tc>
           <w:tcPr>
-            <w:shd w:val="clear" w:color="auto" w:fill="EAF0FF"/>
             <w:tcBorders>
-              <w:bottom w:val="single" w:sz="8" w:space="0" w:color="081650"/>
+              <w:bottom w:val="single" w:sz="6" w:space="0" w:color="000000"/>
             </w:tcBorders>
           </w:tcPr>
           <w:p>
             <w:pPr>
               <w:pStyle w:val="Compact"/>
-              <w:spacing w:before="20" w:after="20"/>
+              <w:spacing w:before="20" w:after="20" w:line="288" w:lineRule="auto"/>
               <w:ind w:firstLine="0"/>
               <w:jc w:val="center"/>
             </w:pPr>
             <w:r>
               <w:rPr>
                 <w:b/>
-                <w:sz w:val="19"/>
+                <w:sz w:val="21"/>
               </w:rPr>
               <w:t xml:space="preserve">指标 2</w:t>
             </w:r>
@@ -663,22 +563,21 @@
         </w:tc>
         <w:tc>
           <w:tcPr>
-            <w:shd w:val="clear" w:color="auto" w:fill="EAF0FF"/>
             <w:tcBorders>
-              <w:bottom w:val="single" w:sz="8" w:space="0" w:color="081650"/>
+              <w:bottom w:val="single" w:sz="6" w:space="0" w:color="000000"/>
             </w:tcBorders>
           </w:tcPr>
           <w:p>
             <w:pPr>
               <w:pStyle w:val="Compact"/>
-              <w:spacing w:before="20" w:after="20"/>
+              <w:spacing w:before="20" w:after="20" w:line="288" w:lineRule="auto"/>
               <w:ind w:firstLine="0"/>
               <w:jc w:val="center"/>
             </w:pPr>
             <w:r>
               <w:rPr>
                 <w:b/>
-                <w:sz w:val="19"/>
+                <w:sz w:val="21"/>
               </w:rPr>
               <w:t xml:space="preserve">指标 3</w:t>
             </w:r>
@@ -691,13 +590,13 @@
           <w:p>
             <w:pPr>
               <w:pStyle w:val="Compact"/>
-              <w:spacing w:before="20" w:after="20"/>
+              <w:spacing w:before="20" w:after="20" w:line="288" w:lineRule="auto"/>
               <w:ind w:firstLine="0"/>
               <w:jc w:val="center"/>
             </w:pPr>
             <w:r>
               <w:rPr>
-                <w:sz w:val="19"/>
+                <w:sz w:val="21"/>
               </w:rPr>
               <w:t xml:space="preserve">对照</w:t>
             </w:r>
@@ -708,7 +607,7 @@
           <w:p>
             <w:pPr>
               <w:pStyle w:val="Compact"/>
-              <w:spacing w:before="20" w:after="20"/>
+              <w:spacing w:before="20" w:after="20" w:line="288" w:lineRule="auto"/>
               <w:ind w:firstLine="0"/>
               <w:jc w:val="center"/>
             </w:pPr>
@@ -719,7 +618,7 @@
           <w:p>
             <w:pPr>
               <w:pStyle w:val="Compact"/>
-              <w:spacing w:before="20" w:after="20"/>
+              <w:spacing w:before="20" w:after="20" w:line="288" w:lineRule="auto"/>
               <w:ind w:firstLine="0"/>
               <w:jc w:val="center"/>
             </w:pPr>
@@ -730,7 +629,7 @@
           <w:p>
             <w:pPr>
               <w:pStyle w:val="Compact"/>
-              <w:spacing w:before="20" w:after="20"/>
+              <w:spacing w:before="20" w:after="20" w:line="288" w:lineRule="auto"/>
               <w:ind w:firstLine="0"/>
               <w:jc w:val="center"/>
             </w:pPr>
@@ -743,13 +642,13 @@
           <w:p>
             <w:pPr>
               <w:pStyle w:val="Compact"/>
-              <w:spacing w:before="20" w:after="20"/>
+              <w:spacing w:before="20" w:after="20" w:line="288" w:lineRule="auto"/>
               <w:ind w:firstLine="0"/>
               <w:jc w:val="center"/>
             </w:pPr>
             <w:r>
               <w:rPr>
-                <w:sz w:val="19"/>
+                <w:sz w:val="21"/>
               </w:rPr>
               <w:t xml:space="preserve">给药后</w:t>
             </w:r>
@@ -760,7 +659,7 @@
           <w:p>
             <w:pPr>
               <w:pStyle w:val="Compact"/>
-              <w:spacing w:before="20" w:after="20"/>
+              <w:spacing w:before="20" w:after="20" w:line="288" w:lineRule="auto"/>
               <w:ind w:firstLine="0"/>
               <w:jc w:val="center"/>
             </w:pPr>
@@ -771,7 +670,7 @@
           <w:p>
             <w:pPr>
               <w:pStyle w:val="Compact"/>
-              <w:spacing w:before="20" w:after="20"/>
+              <w:spacing w:before="20" w:after="20" w:line="288" w:lineRule="auto"/>
               <w:ind w:firstLine="0"/>
               <w:jc w:val="center"/>
             </w:pPr>
@@ -782,7 +681,7 @@
           <w:p>
             <w:pPr>
               <w:pStyle w:val="Compact"/>
-              <w:spacing w:before="20" w:after="20"/>
+              <w:spacing w:before="20" w:after="20" w:line="288" w:lineRule="auto"/>
               <w:ind w:firstLine="0"/>
               <w:jc w:val="center"/>
             </w:pPr>
@@ -790,14 +689,23 @@
         </w:tc>
       </w:tr>
     </w:tbl>
-    <w:bookmarkEnd w:id="23"/>
-    <w:bookmarkStart w:id="24" w:name="五分析与讨论"/>
+    <w:bookmarkEnd w:id="26"/>
+    <w:bookmarkStart w:id="27" w:name="讨论"/>
     <w:p>
       <w:pPr>
         <w:pStyle w:val="Heading1"/>
       </w:pPr>
       <w:r>
-        <w:t xml:space="preserve">五、分析与讨论</w:t>
+        <w:rPr>
+          <w:rStyle w:val="SectionNumber"/>
+        </w:rPr>
+        <w:t xml:space="preserve">4</w:t>
+      </w:r>
+      <w:r>
+        <w:tab/>
+      </w:r>
+      <w:r>
+        <w:t xml:space="preserve">讨论</w:t>
       </w:r>
     </w:p>
     <w:p>
@@ -805,17 +713,26 @@
         <w:pStyle w:val="BlockText"/>
       </w:pPr>
       <w:r>
-        <w:t xml:space="preserve">建议结构：① 观察到了什么 → ② 与预期是否一致 → ③ 机制解释 → ④ 与预期不一致的现象及可能原因（作为假设，不要当结论）→ ⑤ 局限（样本量、操作误差）→ ⑥ 临床联系。</w:t>
-      </w:r>
-    </w:p>
-    <w:bookmarkEnd w:id="24"/>
-    <w:bookmarkStart w:id="25" w:name="六结论"/>
+        <w:t xml:space="preserve">建议顺序：①本实验的主要发现；②机制解释（沿“原因—环节—表现”）；③与预期不一致处的可能原因（写成假设并说明如何验证）；④局限（样本量、操作、个体差异）；⑤与临床的联系。</w:t>
+      </w:r>
+    </w:p>
+    <w:bookmarkEnd w:id="27"/>
+    <w:bookmarkStart w:id="28" w:name="结论"/>
     <w:p>
       <w:pPr>
         <w:pStyle w:val="Heading1"/>
       </w:pPr>
       <w:r>
-        <w:t xml:space="preserve">六、结论</w:t>
+        <w:rPr>
+          <w:rStyle w:val="SectionNumber"/>
+        </w:rPr>
+        <w:t xml:space="preserve">5</w:t>
+      </w:r>
+      <w:r>
+        <w:tab/>
+      </w:r>
+      <w:r>
+        <w:t xml:space="preserve">结论</w:t>
       </w:r>
     </w:p>
     <w:p>
@@ -823,11 +740,11 @@
         <w:pStyle w:val="BlockText"/>
       </w:pPr>
       <w:r>
-        <w:t xml:space="preserve">2–3 句，每句对应一个实验目的。</w:t>
-      </w:r>
-    </w:p>
-    <w:bookmarkEnd w:id="25"/>
-    <w:bookmarkStart w:id="26" w:name="参考文献"/>
+        <w:t xml:space="preserve">2–3 句，与引言中的目的一一对应；不引入新的数据。</w:t>
+      </w:r>
+    </w:p>
+    <w:bookmarkEnd w:id="28"/>
+    <w:bookmarkStart w:id="29" w:name="参考文献"/>
     <w:p>
       <w:pPr>
         <w:pStyle w:val="Heading1"/>
@@ -841,15 +758,38 @@
         <w:pStyle w:val="BlockText"/>
       </w:pPr>
       <w:r>
-        <w:t xml:space="preserve">按课程要求的格式；教材：严钰锋，马淑兰 主编．功能学科实验教程［M］．2020．只写你真正读过的文献。</w:t>
-      </w:r>
-    </w:p>
-    <w:bookmarkEnd w:id="26"/>
+        <w:t xml:space="preserve">按 GB/T 7714—2015 顺序编码制，正文用上标 [1] 标注。只列真正读过的文献，并用</w:t>
+      </w:r>
+      <w:r>
+        <w:t xml:space="preserve"> </w:t>
+      </w:r>
+      <w:r>
+        <w:rPr>
+          <w:rStyle w:val="VerbatimChar"/>
+        </w:rPr>
+        <w:t xml:space="preserve">python tools/refcheck.py</w:t>
+      </w:r>
+      <w:r>
+        <w:t xml:space="preserve"> </w:t>
+      </w:r>
+      <w:r>
+        <w:t xml:space="preserve">核对。</w:t>
+      </w:r>
+    </w:p>
+    <w:p>
+      <w:pPr>
+        <w:pStyle w:val="FirstParagraph"/>
+      </w:pPr>
+      <w:r>
+        <w:t xml:space="preserve">[1] 严钰锋，马淑兰．功能学科实验教程[M]．2020．</w:t>
+      </w:r>
+    </w:p>
+    <w:bookmarkEnd w:id="29"/>
     <w:sectPr>
       <w:headerReference r:id="rId9" w:type="default"/>
       <w:footerReference r:id="rId10" w:type="default"/>
       <w:pgSz w:h="16838" w:w="11906"/>
-      <w:pgMar w:bottom="1247" w:footer="624" w:header="680" w:left="1417" w:right="1417" w:top="1361"/>
+      <w:pgMar w:bottom="1440" w:footer="737" w:header="737" w:left="1701" w:right="1701" w:top="1440"/>
       <w:pgNumType w:start="1"/>
     </w:sectPr>
   </w:body>
@@ -870,26 +810,12 @@
     <w:r/>
     <w:r>
       <w:rPr>
-        <w:color w:val="59607A"/>
-        <w:sz w:val="18"/>
-      </w:rPr>
-      <w:t xml:space="preserve">— </w:t>
-    </w:r>
-    <w:r>
-      <w:rPr>
-        <w:color w:val="59607A"/>
-        <w:sz w:val="18"/>
+        <w:color w:val="000000"/>
+        <w:sz w:val="21"/>
       </w:rPr>
       <w:fldChar w:fldCharType="begin"/>
       <w:instrText xml:space="preserve">PAGE</w:instrText>
       <w:fldChar w:fldCharType="end"/>
-    </w:r>
-    <w:r>
-      <w:rPr>
-        <w:color w:val="59607A"/>
-        <w:sz w:val="18"/>
-      </w:rPr>
-      <w:t xml:space="preserve"> —</w:t>
     </w:r>
   </w:p>
 </w:ftr>
@@ -919,19 +845,76 @@
   <w:p>
     <w:pPr>
       <w:pStyle w:val="Header"/>
-      <w:jc w:val="right"/>
+      <w:tabs>
+        <w:tab w:pos="8504" w:val="right"/>
+      </w:tabs>
+      <w:ind w:firstLine="0"/>
+      <w:jc w:val="left"/>
       <w:pBdr>
-        <w:bottom w:val="single" w:sz="6" w:space="4" w:color="149C8E"/>
+        <w:bottom w:val="single" w:sz="6" w:space="4" w:color="5F7568"/>
       </w:pBdr>
     </w:pPr>
+    <w:r>
+      <w:drawing>
+        <wp:inline xmlns:a="http://schemas.openxmlformats.org/drawingml/2006/main" xmlns:pic="http://schemas.openxmlformats.org/drawingml/2006/picture">
+          <wp:extent cx="268854" cy="180000"/>
+          <wp:docPr id="1" name="Picture 1"/>
+          <wp:cNvGraphicFramePr>
+            <a:graphicFrameLocks noChangeAspect="1"/>
+          </wp:cNvGraphicFramePr>
+          <a:graphic>
+            <a:graphicData uri="http://schemas.openxmlformats.org/drawingml/2006/picture">
+              <pic:pic>
+                <pic:nvPicPr>
+                  <pic:cNvPr id="0" name="rabbit_icon.png"/>
+                  <pic:cNvPicPr/>
+                </pic:nvPicPr>
+                <pic:blipFill>
+                  <a:blip r:embed="rId1"/>
+                  <a:stretch>
+                    <a:fillRect/>
+                  </a:stretch>
+                </pic:blipFill>
+                <pic:spPr>
+                  <a:xfrm>
+                    <a:off x="0" y="0"/>
+                    <a:ext cx="268854" cy="180000"/>
+                  </a:xfrm>
+                  <a:prstGeom prst="rect"/>
+                </pic:spPr>
+              </pic:pic>
+            </a:graphicData>
+          </a:graphic>
+        </wp:inline>
+      </w:drawing>
+    </w:r>
+    <w:r>
+      <w:t xml:space="preserve"> </w:t>
+    </w:r>
     <w:r/>
     <w:r>
       <w:rPr>
-        <w:rFonts w:ascii="Times New Roman" w:hAnsi="Times New Roman" w:cs="Times New Roman" w:eastAsia="楷体"/>
-        <w:color w:val="59607A"/>
+        <w:rFonts w:ascii="Times New Roman" w:hAnsi="Times New Roman" w:cs="Times New Roman" w:eastAsia="宋体"/>
+        <w:color w:val="59606A"/>
         <w:sz w:val="18"/>
       </w:rPr>
-      <w:t>功能学科综合实验　学号　姓名</w:t>
+      <w:t>功能学科综合实验实验报告</w:t>
+    </w:r>
+    <w:r>
+      <w:rPr>
+        <w:rFonts w:ascii="Times New Roman" w:hAnsi="Times New Roman" w:cs="Times New Roman" w:eastAsia="宋体"/>
+        <w:color w:val="59606A"/>
+        <w:sz w:val="18"/>
+      </w:rPr>
+      <w:tab/>
+    </w:r>
+    <w:r>
+      <w:rPr>
+        <w:rFonts w:ascii="Times New Roman" w:hAnsi="Times New Roman" w:cs="Times New Roman" w:eastAsia="宋体"/>
+        <w:color w:val="59606A"/>
+        <w:sz w:val="18"/>
+      </w:rPr>
+      <w:t>学号</w:t>
     </w:r>
   </w:p>
 </w:hdr>
@@ -1044,13 +1027,13 @@
     <w:qFormat/>
     <w:pPr>
       <w:keepNext w:val="0"/>
-      <w:spacing w:after="0" w:before="0" w:line="324" w:lineRule="auto"/>
+      <w:spacing w:after="0" w:before="0" w:line="360" w:lineRule="auto"/>
     </w:pPr>
     <w:rPr>
       <w:rFonts w:ascii="Times New Roman" w:cs="Times New Roman" w:eastAsia="宋体" w:hAnsi="Times New Roman"/>
       <w:b w:val="0"/>
       <w:i w:val="0"/>
-      <w:sz w:val="21"/>
+      <w:sz w:val="24"/>
     </w:rPr>
   </w:style>
   <w:style w:styleId="BodyText" w:type="paragraph">
@@ -1059,15 +1042,15 @@
     <w:link w:val="BodyTextChar"/>
     <w:pPr>
       <w:keepNext w:val="0"/>
-      <w:spacing w:after="60" w:before="0" w:line="336" w:lineRule="auto"/>
-      <w:ind w:firstLine="420"/>
+      <w:spacing w:after="0" w:before="0" w:line="360" w:lineRule="auto"/>
+      <w:ind w:firstLine="480"/>
     </w:pPr>
     <w:qFormat/>
     <w:rPr>
       <w:rFonts w:ascii="Times New Roman" w:cs="Times New Roman" w:eastAsia="宋体" w:hAnsi="Times New Roman"/>
       <w:b w:val="0"/>
       <w:i w:val="0"/>
-      <w:sz w:val="21"/>
+      <w:sz w:val="24"/>
     </w:rPr>
   </w:style>
   <w:style w:customStyle="1" w:styleId="FirstParagraph" w:type="paragraph">
@@ -1077,14 +1060,14 @@
     <w:qFormat/>
     <w:pPr>
       <w:keepNext w:val="0"/>
-      <w:spacing w:after="60" w:before="0" w:line="336" w:lineRule="auto"/>
-      <w:ind w:firstLine="420"/>
+      <w:spacing w:after="0" w:before="0" w:line="360" w:lineRule="auto"/>
+      <w:ind w:firstLine="480"/>
     </w:pPr>
     <w:rPr>
       <w:rFonts w:ascii="Times New Roman" w:cs="Times New Roman" w:eastAsia="宋体" w:hAnsi="Times New Roman"/>
       <w:b w:val="0"/>
       <w:i w:val="0"/>
-      <w:sz w:val="21"/>
+      <w:sz w:val="24"/>
     </w:rPr>
   </w:style>
   <w:style w:customStyle="1" w:styleId="Compact" w:type="paragraph">
@@ -1093,14 +1076,14 @@
     <w:qFormat/>
     <w:pPr>
       <w:keepNext w:val="0"/>
-      <w:spacing w:after="0" w:before="0" w:line="312" w:lineRule="auto"/>
+      <w:spacing w:after="0" w:before="0" w:line="336" w:lineRule="auto"/>
       <w:ind w:firstLine="0"/>
     </w:pPr>
     <w:rPr>
       <w:rFonts w:ascii="Times New Roman" w:cs="Times New Roman" w:eastAsia="宋体" w:hAnsi="Times New Roman"/>
       <w:b w:val="0"/>
       <w:i w:val="0"/>
-      <w:sz w:val="21"/>
+      <w:sz w:val="24"/>
     </w:rPr>
   </w:style>
   <w:style w:styleId="Title" w:type="paragraph">
@@ -1111,7 +1094,7 @@
     <w:pPr>
       <w:keepNext w:val="0"/>
       <w:keepLines/>
-      <w:spacing w:after="80" w:before="0" w:line="312" w:lineRule="auto"/>
+      <w:spacing w:after="120" w:before="0" w:line="312" w:lineRule="auto"/>
       <w:jc w:val="center"/>
     </w:pPr>
     <w:rPr>
@@ -1119,8 +1102,8 @@
       <w:b/>
       <w:bCs/>
       <w:i w:val="0"/>
-      <w:color w:val="081650"/>
-      <w:sz w:val="40"/>
+      <w:color w:val="000000"/>
+      <w:sz w:val="44"/>
       <w:szCs w:val="36"/>
     </w:rPr>
   </w:style>
@@ -1139,8 +1122,8 @@
       <w:rFonts w:ascii="Times New Roman" w:cs="Times New Roman" w:eastAsia="楷体" w:hAnsi="Times New Roman"/>
       <w:b w:val="0"/>
       <w:i w:val="0"/>
-      <w:color w:val="59607A"/>
-      <w:sz w:val="24"/>
+      <w:color w:val="59606A"/>
+      <w:sz w:val="28"/>
       <w:szCs w:val="30"/>
     </w:rPr>
   </w:style>
@@ -1155,11 +1138,11 @@
       <w:jc w:val="center"/>
     </w:pPr>
     <w:rPr>
-      <w:rFonts w:ascii="Times New Roman" w:cs="Times New Roman" w:eastAsia="楷体" w:hAnsi="Times New Roman"/>
+      <w:rFonts w:ascii="Times New Roman" w:cs="Times New Roman" w:eastAsia="宋体" w:hAnsi="Times New Roman"/>
       <w:b w:val="0"/>
       <w:i w:val="0"/>
-      <w:color w:val="59607A"/>
-      <w:sz w:val="21"/>
+      <w:color w:val="000000"/>
+      <w:sz w:val="24"/>
     </w:rPr>
   </w:style>
   <w:style w:styleId="Date" w:type="paragraph">
@@ -1173,11 +1156,11 @@
       <w:jc w:val="center"/>
     </w:pPr>
     <w:rPr>
-      <w:rFonts w:ascii="Times New Roman" w:cs="Times New Roman" w:eastAsia="楷体" w:hAnsi="Times New Roman"/>
+      <w:rFonts w:ascii="Times New Roman" w:cs="Times New Roman" w:eastAsia="宋体" w:hAnsi="Times New Roman"/>
       <w:b w:val="0"/>
       <w:i w:val="0"/>
-      <w:color w:val="59607A"/>
-      <w:sz w:val="21"/>
+      <w:color w:val="000000"/>
+      <w:sz w:val="24"/>
     </w:rPr>
   </w:style>
   <w:style w:customStyle="1" w:styleId="AbstractTitle" w:type="paragraph">
@@ -1207,33 +1190,33 @@
     <w:pPr>
       <w:keepNext w:val="0"/>
       <w:keepLines/>
-      <w:spacing w:after="0" w:before="0" w:line="312" w:lineRule="auto"/>
-      <w:jc w:val="center"/>
-    </w:pPr>
-    <w:rPr>
-      <w:rFonts w:ascii="Times New Roman" w:cs="Times New Roman" w:eastAsia="楷体" w:hAnsi="Times New Roman"/>
-      <w:b w:val="0"/>
-      <w:i w:val="0"/>
-      <w:color w:val="59607A"/>
-      <w:sz w:val="21"/>
-      <w:szCs w:val="20"/>
-    </w:rPr>
-  </w:style>
-  <w:style w:styleId="Bibliography" w:type="paragraph">
-    <w:name w:val="Bibliography"/>
-    <w:basedOn w:val="Normal"/>
-    <w:next w:val="Bibliography"/>
-    <w:qFormat/>
-    <w:pPr>
-      <w:keepNext w:val="0"/>
-      <w:spacing w:after="40" w:before="0" w:line="300" w:lineRule="auto"/>
-      <w:ind w:firstLine="0"/>
+      <w:spacing w:after="0" w:before="0" w:line="360" w:lineRule="auto"/>
+      <w:ind w:firstLine="480"/>
     </w:pPr>
     <w:rPr>
       <w:rFonts w:ascii="Times New Roman" w:cs="Times New Roman" w:eastAsia="宋体" w:hAnsi="Times New Roman"/>
       <w:b w:val="0"/>
       <w:i w:val="0"/>
-      <w:sz w:val="19"/>
+      <w:color w:val="000000"/>
+      <w:sz w:val="24"/>
+      <w:szCs w:val="20"/>
+    </w:rPr>
+  </w:style>
+  <w:style w:styleId="Bibliography" w:type="paragraph">
+    <w:name w:val="Bibliography"/>
+    <w:basedOn w:val="Normal"/>
+    <w:next w:val="Bibliography"/>
+    <w:qFormat/>
+    <w:pPr>
+      <w:keepNext w:val="0"/>
+      <w:spacing w:after="40" w:before="0" w:line="312" w:lineRule="auto"/>
+      <w:ind w:hanging="420" w:left="420"/>
+    </w:pPr>
+    <w:rPr>
+      <w:rFonts w:ascii="Times New Roman" w:cs="Times New Roman" w:eastAsia="宋体" w:hAnsi="Times New Roman"/>
+      <w:b w:val="0"/>
+      <w:i w:val="0"/>
+      <w:sz w:val="21"/>
     </w:rPr>
   </w:style>
   <w:style w:styleId="Heading1" w:type="paragraph">
@@ -1436,16 +1419,16 @@
       <w:spacing w:after="60" w:before="60" w:line="312" w:lineRule="auto"/>
       <w:ind w:firstLine="0" w:left="283" w:right="170"/>
       <w:pBdr>
-        <w:left w:color="149C8E" w:space="8" w:sz="18" w:val="single"/>
+        <w:left w:color="5F7568" w:space="8" w:sz="18" w:val="single"/>
       </w:pBdr>
-      <w:shd w:color="auto" w:fill="F3F7FA" w:val="clear"/>
+      <w:shd w:color="auto" w:fill="F2F5F3" w:val="clear"/>
     </w:pPr>
     <w:rPr>
       <w:rFonts w:ascii="Times New Roman" w:cs="Times New Roman" w:eastAsia="楷体" w:hAnsi="Times New Roman"/>
       <w:b w:val="0"/>
       <w:i w:val="0"/>
-      <w:color w:val="59607A"/>
-      <w:sz w:val="19"/>
+      <w:color w:val="59606A"/>
+      <w:sz w:val="21"/>
     </w:rPr>
   </w:style>
   <w:style w:styleId="FootnoteText" w:type="paragraph">
@@ -1520,11 +1503,11 @@
       <w:jc w:val="center"/>
     </w:pPr>
     <w:rPr>
-      <w:rFonts w:ascii="Times New Roman" w:cs="Times New Roman" w:eastAsia="楷体" w:hAnsi="Times New Roman"/>
-      <w:b/>
+      <w:rFonts w:ascii="Times New Roman" w:cs="Times New Roman" w:eastAsia="宋体" w:hAnsi="Times New Roman"/>
+      <w:b w:val="0"/>
       <w:i w:val="0"/>
-      <w:color w:val="2B334D"/>
-      <w:sz w:val="19"/>
+      <w:color w:val="000000"/>
+      <w:sz w:val="21"/>
     </w:rPr>
   </w:style>
   <w:style w:customStyle="1" w:styleId="TableCaption" w:type="paragraph">
@@ -1537,11 +1520,11 @@
       <w:jc w:val="center"/>
     </w:pPr>
     <w:rPr>
-      <w:rFonts w:ascii="Times New Roman" w:cs="Times New Roman" w:eastAsia="楷体" w:hAnsi="Times New Roman"/>
-      <w:b/>
+      <w:rFonts w:ascii="Times New Roman" w:cs="Times New Roman" w:eastAsia="宋体" w:hAnsi="Times New Roman"/>
+      <w:b w:val="0"/>
       <w:i w:val="0"/>
-      <w:color w:val="2B334D"/>
-      <w:sz w:val="19"/>
+      <w:color w:val="000000"/>
+      <w:sz w:val="21"/>
     </w:rPr>
   </w:style>
   <w:style w:customStyle="1" w:styleId="ImageCaption" w:type="paragraph">
@@ -1554,11 +1537,11 @@
       <w:jc w:val="center"/>
     </w:pPr>
     <w:rPr>
-      <w:rFonts w:ascii="Times New Roman" w:cs="Times New Roman" w:eastAsia="楷体" w:hAnsi="Times New Roman"/>
-      <w:b/>
+      <w:rFonts w:ascii="Times New Roman" w:cs="Times New Roman" w:eastAsia="宋体" w:hAnsi="Times New Roman"/>
+      <w:b w:val="0"/>
       <w:i w:val="0"/>
-      <w:color w:val="2B334D"/>
-      <w:sz w:val="19"/>
+      <w:color w:val="000000"/>
+      <w:sz w:val="21"/>
     </w:rPr>
   </w:style>
   <w:style w:customStyle="1" w:styleId="Figure" w:type="paragraph">
@@ -1574,7 +1557,7 @@
       <w:rFonts w:ascii="Times New Roman" w:cs="Times New Roman" w:eastAsia="宋体" w:hAnsi="Times New Roman"/>
       <w:b w:val="0"/>
       <w:i w:val="0"/>
-      <w:sz w:val="21"/>
+      <w:sz w:val="24"/>
     </w:rPr>
   </w:style>
   <w:style w:customStyle="1" w:styleId="CaptionedFigure" w:type="paragraph">
@@ -1590,7 +1573,7 @@
       <w:rFonts w:ascii="Times New Roman" w:cs="Times New Roman" w:eastAsia="宋体" w:hAnsi="Times New Roman"/>
       <w:b w:val="0"/>
       <w:i w:val="0"/>
-      <w:sz w:val="21"/>
+      <w:sz w:val="24"/>
     </w:rPr>
   </w:style>
   <w:style w:customStyle="1" w:styleId="BodyTextChar" w:type="character">
@@ -1603,7 +1586,7 @@
     <w:basedOn w:val="BodyTextChar"/>
     <w:rPr>
       <w:rFonts w:ascii="Consolas" w:cs="Consolas" w:eastAsia="宋体" w:hAnsi="Consolas"/>
-      <w:sz w:val="18"/>
+      <w:sz w:val="19"/>
     </w:rPr>
   </w:style>
   <w:style w:customStyle="1" w:styleId="SectionNumber" w:type="character">
@@ -1621,7 +1604,7 @@
     <w:name w:val="Hyperlink"/>
     <w:basedOn w:val="BodyTextChar"/>
     <w:rPr>
-      <w:color w:val="1B3FB0"/>
+      <w:color w:val="000000"/>
     </w:rPr>
   </w:style>
   <w:style w:styleId="TOCHeading" w:type="paragraph">
@@ -1632,14 +1615,19 @@
     <w:unhideWhenUsed/>
     <w:qFormat/>
     <w:pPr>
-      <w:spacing w:before="240" w:line="259" w:lineRule="auto"/>
+      <w:keepNext w:val="0"/>
+      <w:spacing w:after="240" w:before="0" w:line="288" w:lineRule="auto"/>
+      <w:ind w:firstLine="0"/>
+      <w:jc w:val="center"/>
       <w:outlineLvl w:val="9"/>
     </w:pPr>
     <w:rPr>
-      <w:rFonts w:asciiTheme="majorHAnsi" w:cstheme="majorBidi" w:eastAsiaTheme="majorEastAsia" w:hAnsiTheme="majorHAnsi"/>
-      <w:b w:val="0"/>
+      <w:rFonts w:ascii="Times New Roman" w:cs="Times New Roman" w:eastAsia="黑体" w:hAnsi="Times New Roman"/>
+      <w:b/>
       <w:bCs w:val="0"/>
-      <w:color w:themeColor="accent1" w:themeShade="BF" w:val="365F91"/>
+      <w:i w:val="0"/>
+      <w:color w:val="000000"/>
+      <w:sz w:val="32"/>
     </w:rPr>
   </w:style>
   <w:style w:customStyle="1" w:styleId="Heading1" w:type="paragraph">
@@ -1647,17 +1635,14 @@
     <w:basedOn w:val="Normal"/>
     <w:pPr>
       <w:keepNext/>
-      <w:spacing w:after="120" w:before="320" w:line="288" w:lineRule="auto"/>
-      <w:pBdr>
-        <w:bottom w:color="149C8E" w:space="3" w:sz="8" w:val="single"/>
-      </w:pBdr>
+      <w:spacing w:after="160" w:before="360" w:line="288" w:lineRule="auto"/>
     </w:pPr>
     <w:rPr>
       <w:rFonts w:ascii="Times New Roman" w:cs="Times New Roman" w:eastAsia="黑体" w:hAnsi="Times New Roman"/>
       <w:b/>
       <w:i w:val="0"/>
-      <w:color w:val="081650"/>
-      <w:sz w:val="28"/>
+      <w:color w:val="000000"/>
+      <w:sz w:val="32"/>
     </w:rPr>
   </w:style>
   <w:style w:customStyle="1" w:styleId="Heading2" w:type="paragraph">
@@ -1665,14 +1650,14 @@
     <w:basedOn w:val="Normal"/>
     <w:pPr>
       <w:keepNext/>
-      <w:spacing w:after="80" w:before="200" w:line="288" w:lineRule="auto"/>
+      <w:spacing w:after="120" w:before="240" w:line="288" w:lineRule="auto"/>
     </w:pPr>
     <w:rPr>
       <w:rFonts w:ascii="Times New Roman" w:cs="Times New Roman" w:eastAsia="黑体" w:hAnsi="Times New Roman"/>
       <w:b/>
       <w:i w:val="0"/>
-      <w:color w:val="1B3FB0"/>
-      <w:sz w:val="24"/>
+      <w:color w:val="000000"/>
+      <w:sz w:val="28"/>
     </w:rPr>
   </w:style>
   <w:style w:customStyle="1" w:styleId="Heading3" w:type="paragraph">
@@ -1680,14 +1665,14 @@
     <w:basedOn w:val="Normal"/>
     <w:pPr>
       <w:keepNext/>
-      <w:spacing w:after="60" w:before="160" w:line="288" w:lineRule="auto"/>
+      <w:spacing w:after="80" w:before="160" w:line="288" w:lineRule="auto"/>
     </w:pPr>
     <w:rPr>
       <w:rFonts w:ascii="Times New Roman" w:cs="Times New Roman" w:eastAsia="黑体" w:hAnsi="Times New Roman"/>
       <w:b/>
       <w:i w:val="0"/>
-      <w:color w:val="2B334D"/>
-      <w:sz w:val="22"/>
+      <w:color w:val="000000"/>
+      <w:sz w:val="24"/>
     </w:rPr>
   </w:style>
   <w:style w:customStyle="1" w:styleId="Heading4" w:type="paragraph">
@@ -1696,30 +1681,30 @@
     <w:pPr>
       <w:keepNext/>
       <w:spacing w:after="40" w:before="120" w:line="288" w:lineRule="auto"/>
+    </w:pPr>
+    <w:rPr>
+      <w:rFonts w:ascii="Times New Roman" w:cs="Times New Roman" w:eastAsia="黑体" w:hAnsi="Times New Roman"/>
+      <w:b w:val="0"/>
+      <w:i w:val="0"/>
+      <w:color w:val="000000"/>
+      <w:sz w:val="24"/>
+    </w:rPr>
+  </w:style>
+  <w:style w:customStyle="1" w:styleId="ReportTitle" w:type="paragraph">
+    <w:name w:val="ReportTitle"/>
+    <w:basedOn w:val="Normal"/>
+    <w:pPr>
+      <w:keepNext w:val="0"/>
+      <w:spacing w:after="120" w:before="0" w:line="300" w:lineRule="auto"/>
+      <w:ind w:firstLine="0"/>
+      <w:jc w:val="center"/>
     </w:pPr>
     <w:rPr>
       <w:rFonts w:ascii="Times New Roman" w:cs="Times New Roman" w:eastAsia="黑体" w:hAnsi="Times New Roman"/>
       <w:b/>
       <w:i w:val="0"/>
-      <w:color w:val="59607A"/>
-      <w:sz w:val="21"/>
-    </w:rPr>
-  </w:style>
-  <w:style w:customStyle="1" w:styleId="ReportTitle" w:type="paragraph">
-    <w:name w:val="ReportTitle"/>
-    <w:basedOn w:val="Normal"/>
-    <w:pPr>
-      <w:keepNext w:val="0"/>
-      <w:spacing w:after="80" w:before="0" w:line="300" w:lineRule="auto"/>
-      <w:ind w:firstLine="0"/>
-      <w:jc w:val="center"/>
-    </w:pPr>
-    <w:rPr>
-      <w:rFonts w:ascii="Times New Roman" w:cs="Times New Roman" w:eastAsia="黑体" w:hAnsi="Times New Roman"/>
-      <w:b/>
-      <w:i w:val="0"/>
-      <w:color w:val="081650"/>
-      <w:sz w:val="36"/>
+      <w:color w:val="000000"/>
+      <w:sz w:val="44"/>
     </w:rPr>
   </w:style>
   <w:style w:customStyle="1" w:styleId="ReportMeta" w:type="paragraph">
@@ -1730,15 +1715,12 @@
       <w:spacing w:after="0" w:before="0" w:line="336" w:lineRule="auto"/>
       <w:ind w:firstLine="0"/>
       <w:jc w:val="center"/>
-      <w:pBdr>
-        <w:bottom w:color="D5DBEE" w:space="6" w:sz="6" w:val="single"/>
-      </w:pBdr>
     </w:pPr>
     <w:rPr>
       <w:rFonts w:ascii="Times New Roman" w:cs="Times New Roman" w:eastAsia="楷体" w:hAnsi="Times New Roman"/>
       <w:b w:val="0"/>
       <w:i w:val="0"/>
-      <w:color w:val="59607A"/>
+      <w:color w:val="59606A"/>
       <w:sz w:val="21"/>
     </w:rPr>
   </w:style>
